--- a/docs/diaz_luis_taller.docx
+++ b/docs/diaz_luis_taller.docx
@@ -9796,6 +9796,20 @@
       <w:r>
         <w:rPr>
           <w:b w:val="0"/>
+          <w:i w:val="0"/>
+          <w:sz w:val="22"/>
+        </w:rPr>
+        <w:t>El archivo tests/validar_pseint.py realiza además una verificación estructural del pseudocódigo de PSeInt por análisis estático: confirma que cada bloque abierto tenga su cierre, que todo arreglo esté declarado antes de usarse, que los índices permanezcan dentro del rango declarado y que toda variable leída haya sido declarada. Esto sustituye la comprobación manual previa a digitar el algoritmo en el intérprete.</w:t>
+      </w:r>
+    </w:p>
+    <w:p>
+      <w:pPr>
+        <w:spacing w:before="0" w:after="120" w:line="360" w:lineRule="auto"/>
+        <w:jc w:val="both"/>
+      </w:pPr>
+      <w:r>
+        <w:rPr>
+          <w:b w:val="0"/>
           <w:i/>
           <w:sz w:val="20"/>
         </w:rPr>
@@ -10371,6 +10385,20 @@
           <w:i w:val="0"/>
           <w:sz w:val="22"/>
         </w:rPr>
+        <w:t>Además, el pseudocódigo se sometió a una verificación estructural por análisis estático que confirma el balance de bloques, la declaración previa de los arreglos, el rango de los índices y la declaración de las variables leídas.</w:t>
+      </w:r>
+    </w:p>
+    <w:p>
+      <w:pPr>
+        <w:spacing w:before="0" w:after="120" w:line="360" w:lineRule="auto"/>
+        <w:jc w:val="both"/>
+      </w:pPr>
+      <w:r>
+        <w:rPr>
+          <w:b w:val="0"/>
+          <w:i w:val="0"/>
+          <w:sz w:val="22"/>
+        </w:rPr>
         <w:t>Los resultados obtenidos con la traza de la figura 1 se contrastan a continuación con el cálculo manual, para demostrar que la lógica del algoritmo es correcta y no solamente que el programa termina sin error.</w:t>
       </w:r>
     </w:p>
@@ -11630,7 +11658,7 @@
               <w:rPr>
                 <w:sz w:val="19"/>
               </w:rPr>
-              <w:t>evidencias/generar_evidencias.py</w:t>
+              <w:t>tests/validar_pseint.py</w:t>
             </w:r>
           </w:p>
         </w:tc>
@@ -11648,7 +11676,7 @@
               <w:rPr>
                 <w:sz w:val="19"/>
               </w:rPr>
-              <w:t>Generador de las figuras de consola</w:t>
+              <w:t>Verificación estructural del pseudocódigo</w:t>
             </w:r>
           </w:p>
         </w:tc>
@@ -11667,7 +11695,7 @@
               <w:rPr>
                 <w:sz w:val="19"/>
               </w:rPr>
-              <w:t>evidencias/consola/</w:t>
+              <w:t>evidencias/generar_evidencias.py</w:t>
             </w:r>
           </w:p>
         </w:tc>
@@ -11684,7 +11712,7 @@
               <w:rPr>
                 <w:sz w:val="19"/>
               </w:rPr>
-              <w:t>Imágenes de salida de ejecución</w:t>
+              <w:t>Generador de las figuras de consola</w:t>
             </w:r>
           </w:p>
         </w:tc>
@@ -11704,7 +11732,7 @@
               <w:rPr>
                 <w:sz w:val="19"/>
               </w:rPr>
-              <w:t>evidencias/paso_a_paso/CUADRILLA_DE_CAPTURAS.md</w:t>
+              <w:t>evidencias/consola/</w:t>
             </w:r>
           </w:p>
         </w:tc>
@@ -11712,6 +11740,42 @@
           <w:tcPr>
             <w:tcW w:type="dxa" w:w="5159"/>
             <w:shd w:val="clear" w:color="auto" w:fill="F4F7FB"/>
+          </w:tcPr>
+          <w:p>
+            <w:pPr>
+              <w:spacing w:before="40" w:after="40" w:line="240" w:lineRule="auto"/>
+              <w:jc w:val="left"/>
+            </w:pPr>
+            <w:r>
+              <w:rPr>
+                <w:sz w:val="19"/>
+              </w:rPr>
+              <w:t>Imágenes de salida de ejecución</w:t>
+            </w:r>
+          </w:p>
+        </w:tc>
+      </w:tr>
+      <w:tr>
+        <w:tc>
+          <w:tcPr>
+            <w:tcW w:type="dxa" w:w="4195"/>
+          </w:tcPr>
+          <w:p>
+            <w:pPr>
+              <w:spacing w:before="40" w:after="40" w:line="240" w:lineRule="auto"/>
+              <w:jc w:val="center"/>
+            </w:pPr>
+            <w:r>
+              <w:rPr>
+                <w:sz w:val="19"/>
+              </w:rPr>
+              <w:t>evidencias/paso_a_paso/CUADRILLA_DE_CAPTURAS.md</w:t>
+            </w:r>
+          </w:p>
+        </w:tc>
+        <w:tc>
+          <w:tcPr>
+            <w:tcW w:type="dxa" w:w="5159"/>
           </w:tcPr>
           <w:p>
             <w:pPr>
